--- a/README.docx
+++ b/README.docx
@@ -10,7 +10,7 @@
         <w:t xml:space="preserve">README</w:t>
       </w:r>
     </w:p>
-    <w:bookmarkStart w:id="14" w:name="torrserve"/>
+    <w:bookmarkStart w:id="11" w:name="torrserve"/>
     <w:p>
       <w:pPr>
         <w:pStyle w:val="Heading1"/>
@@ -38,46 +38,7 @@
         <w:pStyle w:val="BodyText"/>
       </w:pPr>
       <w:r>
-        <w:drawing>
-          <wp:inline>
-            <wp:extent cx="5334000" cy="3000375"/>
-            <wp:effectExtent b="0" l="0" r="0" t="0"/>
-            <wp:docPr descr="torrserve" title="" id="11" name="Picture"/>
-            <a:graphic>
-              <a:graphicData uri="http://schemas.openxmlformats.org/drawingml/2006/picture">
-                <pic:pic>
-                  <pic:nvPicPr>
-                    <pic:cNvPr descr="https://user-images.githubusercontent.com/53379023/140739930-4c41670f-f807-4a81-9462-e4beae8474d3.png" id="12" name="Picture"/>
-                    <pic:cNvPicPr>
-                      <a:picLocks noChangeArrowheads="1" noChangeAspect="1"/>
-                    </pic:cNvPicPr>
-                  </pic:nvPicPr>
-                  <pic:blipFill>
-                    <a:blip r:embed="rId10"/>
-                    <a:stretch>
-                      <a:fillRect/>
-                    </a:stretch>
-                  </pic:blipFill>
-                  <pic:spPr bwMode="auto">
-                    <a:xfrm>
-                      <a:off x="0" y="0"/>
-                      <a:ext cx="5334000" cy="3000375"/>
-                    </a:xfrm>
-                    <a:prstGeom prst="rect">
-                      <a:avLst/>
-                    </a:prstGeom>
-                    <a:noFill/>
-                    <a:ln w="9525">
-                      <a:noFill/>
-                      <a:headEnd/>
-                      <a:tailEnd/>
-                    </a:ln>
-                  </pic:spPr>
-                </pic:pic>
-              </a:graphicData>
-            </a:graphic>
-          </wp:inline>
-        </w:drawing>
+        <w:t xml:space="preserve">torrserve</w:t>
       </w:r>
     </w:p>
     <w:p>
@@ -148,7 +109,7 @@
       <w:r>
         <w:t xml:space="preserve"> </w:t>
       </w:r>
-      <w:hyperlink r:id="rId13">
+      <w:hyperlink r:id="rId10">
         <w:r>
           <w:rPr>
             <w:rStyle w:val="Hyperlink"/>
@@ -180,7 +141,7 @@
         <w:t xml:space="preserve">or choose any remote one.</w:t>
       </w:r>
     </w:p>
-    <w:bookmarkEnd w:id="14"/>
+    <w:bookmarkEnd w:id="11"/>
     <w:sectPr>
       <w:footnotePr>
         <w:numRestart w:val="eachSect"/>
@@ -302,10 +263,10 @@
   <w:docDefaults>
     <w:rPrDefault>
       <w:rPr>
-        <w:rFonts w:asciiTheme="minorHAnsi" w:cstheme="minorBidi" w:eastAsiaTheme="minorEastAsia" w:hAnsiTheme="minorHAnsi"/>
+        <w:rFonts w:asciiTheme="minorHAnsi" w:cstheme="minorBidi" w:eastAsiaTheme="minorHAnsi" w:hAnsiTheme="minorHAnsi"/>
         <w:sz w:val="24"/>
         <w:szCs w:val="24"/>
-        <w:lang w:bidi="ar-SA" w:eastAsia="zh-CN" w:val="en"/>
+        <w:lang w:bidi="ar-SA" w:eastAsia="en-US" w:val="en"/>
       </w:rPr>
     </w:rPrDefault>
     <w:pPrDefault>
@@ -846,6 +807,13 @@
       </w:tblCellMar>
     </w:tblPr>
     <w:tblStylePr w:type="firstRow">
+      <w:tblPr>
+        <w:jc w:val="left"/>
+        <w:tblInd w:type="dxa" w:w="0"/>
+      </w:tblPr>
+      <w:trPr>
+        <w:jc w:val="left"/>
+      </w:trPr>
       <w:tcPr>
         <w:tcBorders>
           <w:bottom w:val="single"/>

--- a/README.docx
+++ b/README.docx
@@ -2,15 +2,7 @@
 <file path=word/document.xml><?xml version="1.0" encoding="utf-8"?>
 <w:document xmlns:w="http://schemas.openxmlformats.org/wordprocessingml/2006/main" xmlns:m="http://schemas.openxmlformats.org/officeDocument/2006/math" xmlns:r="http://schemas.openxmlformats.org/officeDocument/2006/relationships" xmlns:o="urn:schemas-microsoft-com:office:office" xmlns:v="urn:schemas-microsoft-com:vml" xmlns:w10="urn:schemas-microsoft-com:office:word" xmlns:a="http://schemas.openxmlformats.org/drawingml/2006/main" xmlns:pic="http://schemas.openxmlformats.org/drawingml/2006/picture" xmlns:wp="http://schemas.openxmlformats.org/drawingml/2006/wordprocessingDrawing">
   <w:body>
-    <w:p>
-      <w:pPr>
-        <w:pStyle w:val="Title"/>
-      </w:pPr>
-      <w:r>
-        <w:t xml:space="preserve">README</w:t>
-      </w:r>
-    </w:p>
-    <w:bookmarkStart w:id="11" w:name="torrserve"/>
+    <w:bookmarkStart w:id="14" w:name="torrserve"/>
     <w:p>
       <w:pPr>
         <w:pStyle w:val="Heading1"/>
@@ -38,7 +30,46 @@
         <w:pStyle w:val="BodyText"/>
       </w:pPr>
       <w:r>
-        <w:t xml:space="preserve">torrserve</w:t>
+        <w:drawing>
+          <wp:inline>
+            <wp:extent cx="5334000" cy="3000375"/>
+            <wp:effectExtent b="0" l="0" r="0" t="0"/>
+            <wp:docPr descr="torrserve" title="" id="11" name="Picture"/>
+            <a:graphic>
+              <a:graphicData uri="http://schemas.openxmlformats.org/drawingml/2006/picture">
+                <pic:pic>
+                  <pic:nvPicPr>
+                    <pic:cNvPr descr="https://user-images.githubusercontent.com/53379023/140739930-4c41670f-f807-4a81-9462-e4beae8474d3.png" id="12" name="Picture"/>
+                    <pic:cNvPicPr>
+                      <a:picLocks noChangeArrowheads="1" noChangeAspect="1"/>
+                    </pic:cNvPicPr>
+                  </pic:nvPicPr>
+                  <pic:blipFill>
+                    <a:blip r:embed="rId10"/>
+                    <a:stretch>
+                      <a:fillRect/>
+                    </a:stretch>
+                  </pic:blipFill>
+                  <pic:spPr bwMode="auto">
+                    <a:xfrm>
+                      <a:off x="0" y="0"/>
+                      <a:ext cx="5334000" cy="3000375"/>
+                    </a:xfrm>
+                    <a:prstGeom prst="rect">
+                      <a:avLst/>
+                    </a:prstGeom>
+                    <a:noFill/>
+                    <a:ln w="9525">
+                      <a:noFill/>
+                      <a:headEnd/>
+                      <a:tailEnd/>
+                    </a:ln>
+                  </pic:spPr>
+                </pic:pic>
+              </a:graphicData>
+            </a:graphic>
+          </wp:inline>
+        </w:drawing>
       </w:r>
     </w:p>
     <w:p>
@@ -109,7 +140,7 @@
       <w:r>
         <w:t xml:space="preserve"> </w:t>
       </w:r>
-      <w:hyperlink r:id="rId10">
+      <w:hyperlink r:id="rId13">
         <w:r>
           <w:rPr>
             <w:rStyle w:val="Hyperlink"/>
@@ -141,7 +172,7 @@
         <w:t xml:space="preserve">or choose any remote one.</w:t>
       </w:r>
     </w:p>
-    <w:bookmarkEnd w:id="11"/>
+    <w:bookmarkEnd w:id="14"/>
     <w:sectPr>
       <w:footnotePr>
         <w:numRestart w:val="eachSect"/>
@@ -263,10 +294,10 @@
   <w:docDefaults>
     <w:rPrDefault>
       <w:rPr>
-        <w:rFonts w:asciiTheme="minorHAnsi" w:cstheme="minorBidi" w:eastAsiaTheme="minorHAnsi" w:hAnsiTheme="minorHAnsi"/>
+        <w:rFonts w:asciiTheme="minorHAnsi" w:cstheme="minorBidi" w:eastAsiaTheme="minorEastAsia" w:hAnsiTheme="minorHAnsi"/>
         <w:sz w:val="24"/>
         <w:szCs w:val="24"/>
-        <w:lang w:bidi="ar-SA" w:eastAsia="en-US" w:val="en"/>
+        <w:lang w:bidi="ar-SA" w:eastAsia="zh-CN" w:val="en"/>
       </w:rPr>
     </w:rPrDefault>
     <w:pPrDefault>
@@ -318,8 +349,8 @@
     </w:pPr>
     <w:rPr>
       <w:rFonts w:asciiTheme="majorHAnsi" w:cstheme="majorBidi" w:eastAsiaTheme="majorEastAsia" w:hAnsiTheme="majorHAnsi"/>
-      <w:sz w:val="56"/>
-      <w:szCs w:val="56"/>
+      <w:sz w:val="40"/>
+      <w:szCs w:val="40"/>
     </w:rPr>
   </w:style>
   <w:style w:customStyle="1" w:styleId="TitleChar" w:type="character">
@@ -453,8 +484,8 @@
     <w:rPr>
       <w:rFonts w:asciiTheme="majorHAnsi" w:cstheme="majorBidi" w:eastAsiaTheme="majorEastAsia" w:hAnsiTheme="majorHAnsi"/>
       <w:color w:themeColor="accent1" w:themeShade="BF" w:val="0F4761"/>
-      <w:sz w:val="40"/>
-      <w:szCs w:val="40"/>
+      <w:sz w:val="32"/>
+      <w:szCs w:val="32"/>
     </w:rPr>
   </w:style>
   <w:style w:styleId="Heading2" w:type="paragraph">
@@ -476,8 +507,8 @@
     <w:rPr>
       <w:rFonts w:asciiTheme="majorHAnsi" w:cstheme="majorBidi" w:eastAsiaTheme="majorEastAsia" w:hAnsiTheme="majorHAnsi"/>
       <w:color w:themeColor="accent1" w:themeShade="BF" w:val="0F4761"/>
-      <w:sz w:val="32"/>
-      <w:szCs w:val="32"/>
+      <w:sz w:val="26"/>
+      <w:szCs w:val="26"/>
     </w:rPr>
   </w:style>
   <w:style w:styleId="Heading3" w:type="paragraph">
@@ -499,8 +530,8 @@
     <w:rPr>
       <w:rFonts w:cstheme="majorBidi" w:eastAsiaTheme="majorEastAsia"/>
       <w:color w:themeColor="accent1" w:themeShade="BF" w:val="0F4761"/>
-      <w:sz w:val="28"/>
-      <w:szCs w:val="28"/>
+      <w:sz w:val="24"/>
+      <w:szCs w:val="24"/>
     </w:rPr>
   </w:style>
   <w:style w:styleId="Heading4" w:type="paragraph">
@@ -520,6 +551,8 @@
       <w:outlineLvl w:val="3"/>
     </w:pPr>
     <w:rPr>
+      <w:sz w:val="22"/>
+      <w:szCs w:val="22"/>
       <w:rFonts w:cstheme="majorBidi" w:eastAsiaTheme="majorEastAsia"/>
       <w:i/>
       <w:iCs/>
@@ -807,13 +840,6 @@
       </w:tblCellMar>
     </w:tblPr>
     <w:tblStylePr w:type="firstRow">
-      <w:tblPr>
-        <w:jc w:val="left"/>
-        <w:tblInd w:type="dxa" w:w="0"/>
-      </w:tblPr>
-      <w:trPr>
-        <w:jc w:val="left"/>
-      </w:trPr>
       <w:tcPr>
         <w:tcBorders>
           <w:bottom w:val="single"/>
